--- a/작업일지/Week_10(250515-250528).docx
+++ b/작업일지/Week_10(250515-250528).docx
@@ -852,7 +852,6 @@
         <w:spacing w:after="0" w:line="240" w:lineRule="auto"/>
         <w:jc w:val="left"/>
         <w:rPr>
-          <w:rFonts w:hint="eastAsia"/>
           <w:b/>
         </w:rPr>
       </w:pPr>
@@ -1282,7 +1281,6 @@
         <w:ind w:leftChars="0"/>
         <w:jc w:val="left"/>
         <w:rPr>
-          <w:rFonts w:hint="eastAsia"/>
           <w:bCs/>
           <w:color w:val="000000"/>
         </w:rPr>
@@ -1372,7 +1370,6 @@
       <w:pPr>
         <w:jc w:val="left"/>
         <w:rPr>
-          <w:rFonts w:hint="eastAsia"/>
           <w:bCs/>
           <w:color w:val="000000"/>
         </w:rPr>
@@ -1495,7 +1492,6 @@
         <w:spacing w:after="0" w:line="240" w:lineRule="auto"/>
         <w:jc w:val="left"/>
         <w:rPr>
-          <w:rFonts w:hint="eastAsia"/>
           <w:bCs/>
           <w:color w:val="000000"/>
         </w:rPr>
@@ -1683,7 +1679,6 @@
         <w:spacing w:after="0" w:line="240" w:lineRule="auto"/>
         <w:jc w:val="left"/>
         <w:rPr>
-          <w:rFonts w:hint="eastAsia"/>
           <w:bCs/>
           <w:color w:val="000000"/>
         </w:rPr>
@@ -2030,7 +2025,6 @@
         <w:ind w:leftChars="0"/>
         <w:jc w:val="left"/>
         <w:rPr>
-          <w:rFonts w:hint="eastAsia"/>
           <w:bCs/>
           <w:color w:val="000000"/>
         </w:rPr>
@@ -2081,7 +2075,6 @@
         <w:spacing w:after="0" w:line="240" w:lineRule="auto"/>
         <w:jc w:val="left"/>
         <w:rPr>
-          <w:rFonts w:hint="eastAsia"/>
           <w:b/>
           <w:color w:val="000000"/>
           <w:sz w:val="22"/>
@@ -2248,7 +2241,6 @@
         <w:spacing w:after="0" w:line="240" w:lineRule="auto"/>
         <w:jc w:val="left"/>
         <w:rPr>
-          <w:rFonts w:hint="eastAsia"/>
           <w:bCs/>
           <w:color w:val="000000"/>
         </w:rPr>
@@ -2454,7 +2446,6 @@
         <w:ind w:leftChars="0"/>
         <w:jc w:val="left"/>
         <w:rPr>
-          <w:rFonts w:hint="eastAsia"/>
           <w:bCs/>
           <w:color w:val="000000"/>
         </w:rPr>
@@ -2566,7 +2557,6 @@
     <w:p>
       <w:pPr>
         <w:rPr>
-          <w:rFonts w:hint="eastAsia"/>
           <w:b/>
           <w:color w:val="000000"/>
           <w:sz w:val="22"/>
@@ -2831,7 +2821,6 @@
         <w:ind w:leftChars="0" w:left="1320"/>
         <w:jc w:val="left"/>
         <w:rPr>
-          <w:rFonts w:hint="eastAsia"/>
           <w:bCs/>
           <w:color w:val="000000"/>
         </w:rPr>
@@ -2882,7 +2871,6 @@
         <w:spacing w:after="0" w:line="240" w:lineRule="auto"/>
         <w:jc w:val="left"/>
         <w:rPr>
-          <w:rFonts w:hint="eastAsia"/>
           <w:b/>
           <w:color w:val="000000"/>
           <w:sz w:val="22"/>
@@ -2902,7 +2890,6 @@
         <w:spacing w:after="0" w:line="240" w:lineRule="auto"/>
         <w:jc w:val="left"/>
         <w:rPr>
-          <w:rFonts w:hint="eastAsia"/>
           <w:b/>
           <w:color w:val="000000"/>
           <w:sz w:val="22"/>
@@ -2969,7 +2956,6 @@
             <w:pPr>
               <w:jc w:val="left"/>
               <w:rPr>
-                <w:rFonts w:hint="eastAsia"/>
                 <w:sz w:val="16"/>
                 <w:szCs w:val="16"/>
               </w:rPr>
@@ -3107,9 +3093,6 @@
           <w:p>
             <w:pPr>
               <w:jc w:val="center"/>
-              <w:rPr>
-                <w:rFonts w:hint="eastAsia"/>
-              </w:rPr>
             </w:pPr>
             <w:r>
               <w:t>202</w:t>
@@ -3130,10 +3113,7 @@
               <w:t>5.</w:t>
             </w:r>
             <w:r>
-              <w:rPr>
-                <w:rFonts w:hint="eastAsia"/>
-              </w:rPr>
-              <w:t>30</w:t>
+              <w:t>29</w:t>
             </w:r>
             <w:r>
               <w:t>~202</w:t>
@@ -3145,11 +3125,7 @@
               <w:t>5</w:t>
             </w:r>
             <w:r>
-              <w:t>.</w:t>
-            </w:r>
-            <w:proofErr w:type="gramStart"/>
-            <w:r>
-              <w:t>0</w:t>
+              <w:t>.0</w:t>
             </w:r>
             <w:r>
               <w:rPr>
@@ -3161,17 +3137,7 @@
               <w:t>.</w:t>
             </w:r>
             <w:r>
-              <w:rPr>
-                <w:rFonts w:hint="eastAsia"/>
-              </w:rPr>
-              <w:t>*</w:t>
-            </w:r>
-            <w:proofErr w:type="gramEnd"/>
-            <w:r>
-              <w:rPr>
-                <w:rFonts w:hint="eastAsia"/>
-              </w:rPr>
-              <w:t>*</w:t>
+              <w:t>22</w:t>
             </w:r>
           </w:p>
         </w:tc>
@@ -3213,9 +3179,6 @@
           <w:p>
             <w:pPr>
               <w:jc w:val="left"/>
-              <w:rPr>
-                <w:rFonts w:hint="eastAsia"/>
-              </w:rPr>
             </w:pPr>
           </w:p>
         </w:tc>
